--- a/docs/propuesta.docx
+++ b/docs/propuesta.docx
@@ -169,11 +169,13 @@
         </w:numPr>
         <w:rPr>
           <w:b/>
-        </w:rPr>
-      </w:pPr>
-      <w:r>
-        <w:rPr>
-          <w:b/>
+          <w:color w:val="EE0000"/>
+        </w:rPr>
+      </w:pPr>
+      <w:r>
+        <w:rPr>
+          <w:b/>
+          <w:color w:val="EE0000"/>
         </w:rPr>
         <w:t>Portal Web (Pacientes / Clientes):</w:t>
       </w:r>
@@ -185,8 +187,14 @@
           <w:ilvl w:val="1"/>
           <w:numId w:val="2"/>
         </w:numPr>
-      </w:pPr>
-      <w:r>
+        <w:rPr>
+          <w:color w:val="EE0000"/>
+        </w:rPr>
+      </w:pPr>
+      <w:r>
+        <w:rPr>
+          <w:color w:val="EE0000"/>
+        </w:rPr>
         <w:t>Registro e inicio de sesión con autenticación segura.</w:t>
       </w:r>
     </w:p>
@@ -197,8 +205,14 @@
           <w:ilvl w:val="1"/>
           <w:numId w:val="2"/>
         </w:numPr>
-      </w:pPr>
-      <w:r>
+        <w:rPr>
+          <w:color w:val="EE0000"/>
+        </w:rPr>
+      </w:pPr>
+      <w:r>
+        <w:rPr>
+          <w:color w:val="EE0000"/>
+        </w:rPr>
         <w:t>Reserva, consulta y cancelación de citas médicas en tiempo real.</w:t>
       </w:r>
     </w:p>
@@ -209,8 +223,14 @@
           <w:ilvl w:val="1"/>
           <w:numId w:val="2"/>
         </w:numPr>
-      </w:pPr>
-      <w:r>
+        <w:rPr>
+          <w:color w:val="EE0000"/>
+        </w:rPr>
+      </w:pPr>
+      <w:r>
+        <w:rPr>
+          <w:color w:val="EE0000"/>
+        </w:rPr>
         <w:t>Descarga de informes clínicos y recetas electrónicas en formato PDF/XML.</w:t>
       </w:r>
     </w:p>
@@ -344,11 +364,13 @@
         </w:numPr>
         <w:rPr>
           <w:b/>
-        </w:rPr>
-      </w:pPr>
-      <w:r>
-        <w:rPr>
-          <w:b/>
+          <w:color w:val="EE0000"/>
+        </w:rPr>
+      </w:pPr>
+      <w:r>
+        <w:rPr>
+          <w:b/>
+          <w:color w:val="EE0000"/>
         </w:rPr>
         <w:t xml:space="preserve">Módulo ERP en </w:t>
       </w:r>
@@ -356,6 +378,7 @@
       <w:r>
         <w:rPr>
           <w:b/>
+          <w:color w:val="EE0000"/>
         </w:rPr>
         <w:t>Odoo</w:t>
       </w:r>
@@ -363,6 +386,7 @@
       <w:r>
         <w:rPr>
           <w:b/>
+          <w:color w:val="EE0000"/>
         </w:rPr>
         <w:t xml:space="preserve"> (Gestión Empresarial e Inventario Interno):</w:t>
       </w:r>
@@ -374,14 +398,21 @@
           <w:ilvl w:val="0"/>
           <w:numId w:val="3"/>
         </w:numPr>
-      </w:pPr>
-      <w:r>
-        <w:rPr>
-          <w:b/>
+        <w:rPr>
+          <w:color w:val="EE0000"/>
+        </w:rPr>
+      </w:pPr>
+      <w:r>
+        <w:rPr>
+          <w:b/>
+          <w:color w:val="EE0000"/>
         </w:rPr>
         <w:t>Portal de Administración e Inventario:</w:t>
       </w:r>
       <w:r>
+        <w:rPr>
+          <w:color w:val="EE0000"/>
+        </w:rPr>
         <w:t xml:space="preserve"> Panel de control para la dirección y el departamento de compras.</w:t>
       </w:r>
     </w:p>
@@ -392,14 +423,21 @@
           <w:ilvl w:val="0"/>
           <w:numId w:val="3"/>
         </w:numPr>
-      </w:pPr>
-      <w:r>
-        <w:rPr>
-          <w:b/>
+        <w:rPr>
+          <w:color w:val="EE0000"/>
+        </w:rPr>
+      </w:pPr>
+      <w:r>
+        <w:rPr>
+          <w:b/>
+          <w:color w:val="EE0000"/>
         </w:rPr>
         <w:t>Gestión de Stock Médico:</w:t>
       </w:r>
       <w:r>
+        <w:rPr>
+          <w:color w:val="EE0000"/>
+        </w:rPr>
         <w:t xml:space="preserve"> Control de inventario de farmacia, insumos, reactivos y material sanitario de la clínica con alertas de stock mínimo.</w:t>
       </w:r>
     </w:p>
@@ -410,14 +448,21 @@
           <w:ilvl w:val="0"/>
           <w:numId w:val="3"/>
         </w:numPr>
-      </w:pPr>
-      <w:r>
-        <w:rPr>
-          <w:b/>
+        <w:rPr>
+          <w:color w:val="EE0000"/>
+        </w:rPr>
+      </w:pPr>
+      <w:r>
+        <w:rPr>
+          <w:b/>
+          <w:color w:val="EE0000"/>
         </w:rPr>
         <w:t>Administración de Recursos Humanos:</w:t>
       </w:r>
       <w:r>
+        <w:rPr>
+          <w:color w:val="EE0000"/>
+        </w:rPr>
         <w:t xml:space="preserve"> Gestión de contratos, turnos y nóminas del personal sanitario y administrativo</w:t>
       </w:r>
     </w:p>
@@ -478,10 +523,14 @@
           <w:ilvl w:val="0"/>
           <w:numId w:val="4"/>
         </w:numPr>
-      </w:pPr>
-      <w:r>
-        <w:rPr>
-          <w:b/>
+        <w:rPr>
+          <w:color w:val="EE0000"/>
+        </w:rPr>
+      </w:pPr>
+      <w:r>
+        <w:rPr>
+          <w:b/>
+          <w:color w:val="EE0000"/>
         </w:rPr>
         <w:t xml:space="preserve">Sistemas de Gestión Empresarial (SGE) | </w:t>
       </w:r>
@@ -489,6 +538,7 @@
       <w:r>
         <w:rPr>
           <w:b/>
+          <w:color w:val="EE0000"/>
         </w:rPr>
         <w:t>Odoo</w:t>
       </w:r>
@@ -496,10 +546,14 @@
       <w:r>
         <w:rPr>
           <w:b/>
+          <w:color w:val="EE0000"/>
         </w:rPr>
         <w:t xml:space="preserve"> ERP (Módulos Python/XML):</w:t>
       </w:r>
       <w:r>
+        <w:rPr>
+          <w:color w:val="EE0000"/>
+        </w:rPr>
         <w:t xml:space="preserve"> Módulo interno para la gestión de compras de material médico, control de inventario de farmacia y nóminas del personal.</w:t>
       </w:r>
     </w:p>
